--- a/syllabus/2026_08_26_syllabus_ggs366.docx
+++ b/syllabus/2026_08_26_syllabus_ggs366.docx
@@ -486,11 +486,19 @@
         </w:rPr>
         <w:t xml:space="preserve"> </w:t>
       </w:r>
-      <w:r>
-        <w:rPr>
-          <w:rFonts w:ascii="Times New Roman" w:hAnsi="Times New Roman" w:cs="Times New Roman"/>
-        </w:rPr>
-        <w:t>MyMason Canvas</w:t>
+      <w:proofErr w:type="spellStart"/>
+      <w:r>
+        <w:rPr>
+          <w:rFonts w:ascii="Times New Roman" w:hAnsi="Times New Roman" w:cs="Times New Roman"/>
+        </w:rPr>
+        <w:t>MyMason</w:t>
+      </w:r>
+      <w:proofErr w:type="spellEnd"/>
+      <w:r>
+        <w:rPr>
+          <w:rFonts w:ascii="Times New Roman" w:hAnsi="Times New Roman" w:cs="Times New Roman"/>
+        </w:rPr>
+        <w:t xml:space="preserve"> Canvas</w:t>
       </w:r>
       <w:r>
         <w:rPr>
@@ -752,12 +760,21 @@
           <w:lang w:val="en-US"/>
         </w:rPr>
       </w:pPr>
-      <w:r>
-        <w:rPr>
-          <w:rFonts w:ascii="Times New Roman" w:hAnsi="Times New Roman" w:cs="Times New Roman"/>
-          <w:lang w:val="en-US"/>
-        </w:rPr>
-        <w:t xml:space="preserve">With this in mind, this class will introduce students to one of the most powerful and accessible programming languages – Python. </w:t>
+      <w:proofErr w:type="gramStart"/>
+      <w:r>
+        <w:rPr>
+          <w:rFonts w:ascii="Times New Roman" w:hAnsi="Times New Roman" w:cs="Times New Roman"/>
+          <w:lang w:val="en-US"/>
+        </w:rPr>
+        <w:t>With this in mind, this</w:t>
+      </w:r>
+      <w:proofErr w:type="gramEnd"/>
+      <w:r>
+        <w:rPr>
+          <w:rFonts w:ascii="Times New Roman" w:hAnsi="Times New Roman" w:cs="Times New Roman"/>
+          <w:lang w:val="en-US"/>
+        </w:rPr>
+        <w:t xml:space="preserve"> class will introduce students to one of the most powerful and accessible programming languages – Python. </w:t>
       </w:r>
       <w:r>
         <w:rPr>
@@ -778,7 +795,23 @@
           <w:rFonts w:ascii="Times New Roman" w:hAnsi="Times New Roman" w:cs="Times New Roman"/>
           <w:lang w:val="en-US"/>
         </w:rPr>
-        <w:t>students will learn how to initially reproduce the basic processing of points, linestrings and polygons</w:t>
+        <w:t xml:space="preserve">students will learn how to initially reproduce the basic processing of points, </w:t>
+      </w:r>
+      <w:proofErr w:type="spellStart"/>
+      <w:r>
+        <w:rPr>
+          <w:rFonts w:ascii="Times New Roman" w:hAnsi="Times New Roman" w:cs="Times New Roman"/>
+          <w:lang w:val="en-US"/>
+        </w:rPr>
+        <w:t>linestrings</w:t>
+      </w:r>
+      <w:proofErr w:type="spellEnd"/>
+      <w:r>
+        <w:rPr>
+          <w:rFonts w:ascii="Times New Roman" w:hAnsi="Times New Roman" w:cs="Times New Roman"/>
+          <w:lang w:val="en-US"/>
+        </w:rPr>
+        <w:t xml:space="preserve"> and polygons</w:t>
       </w:r>
       <w:r>
         <w:rPr>
@@ -841,7 +874,39 @@
           <w:rFonts w:ascii="Times New Roman" w:hAnsi="Times New Roman" w:cs="Times New Roman"/>
           <w:lang w:val="en-US"/>
         </w:rPr>
-        <w:t xml:space="preserve"> these powerful concepts to their own applications of choice. The focus is both on learning syntax and operations, but also developing critical thinking skills around how to apply spatial computing to problems of interest in the sciences. No programing experience is expected</w:t>
+        <w:t xml:space="preserve"> these powerful concepts to their own applications of choice. The focus is both on learning syntax and </w:t>
+      </w:r>
+      <w:proofErr w:type="gramStart"/>
+      <w:r>
+        <w:rPr>
+          <w:rFonts w:ascii="Times New Roman" w:hAnsi="Times New Roman" w:cs="Times New Roman"/>
+          <w:lang w:val="en-US"/>
+        </w:rPr>
+        <w:t>operations, but</w:t>
+      </w:r>
+      <w:proofErr w:type="gramEnd"/>
+      <w:r>
+        <w:rPr>
+          <w:rFonts w:ascii="Times New Roman" w:hAnsi="Times New Roman" w:cs="Times New Roman"/>
+          <w:lang w:val="en-US"/>
+        </w:rPr>
+        <w:t xml:space="preserve"> also developing critical thinking skills around how to apply spatial computing to problems of interest in </w:t>
+      </w:r>
+      <w:proofErr w:type="gramStart"/>
+      <w:r>
+        <w:rPr>
+          <w:rFonts w:ascii="Times New Roman" w:hAnsi="Times New Roman" w:cs="Times New Roman"/>
+          <w:lang w:val="en-US"/>
+        </w:rPr>
+        <w:t>the sciences</w:t>
+      </w:r>
+      <w:proofErr w:type="gramEnd"/>
+      <w:r>
+        <w:rPr>
+          <w:rFonts w:ascii="Times New Roman" w:hAnsi="Times New Roman" w:cs="Times New Roman"/>
+          <w:lang w:val="en-US"/>
+        </w:rPr>
+        <w:t>. No programing experience is expected</w:t>
       </w:r>
       <w:r>
         <w:rPr>
@@ -1064,7 +1129,39 @@
           <w:rFonts w:ascii="Times New Roman" w:hAnsi="Times New Roman" w:cs="Times New Roman"/>
           <w:lang w:val="en-US"/>
         </w:rPr>
-        <w:t xml:space="preserve"> applications (e.g., Google Colab) and key spatial computing packages (e.g., shapely, geopandas etc.).</w:t>
+        <w:t xml:space="preserve"> applications (e.g., Google </w:t>
+      </w:r>
+      <w:proofErr w:type="spellStart"/>
+      <w:r>
+        <w:rPr>
+          <w:rFonts w:ascii="Times New Roman" w:hAnsi="Times New Roman" w:cs="Times New Roman"/>
+          <w:lang w:val="en-US"/>
+        </w:rPr>
+        <w:t>Colab</w:t>
+      </w:r>
+      <w:proofErr w:type="spellEnd"/>
+      <w:r>
+        <w:rPr>
+          <w:rFonts w:ascii="Times New Roman" w:hAnsi="Times New Roman" w:cs="Times New Roman"/>
+          <w:lang w:val="en-US"/>
+        </w:rPr>
+        <w:t xml:space="preserve">) and key spatial computing packages (e.g., shapely, </w:t>
+      </w:r>
+      <w:proofErr w:type="spellStart"/>
+      <w:r>
+        <w:rPr>
+          <w:rFonts w:ascii="Times New Roman" w:hAnsi="Times New Roman" w:cs="Times New Roman"/>
+          <w:lang w:val="en-US"/>
+        </w:rPr>
+        <w:t>geopandas</w:t>
+      </w:r>
+      <w:proofErr w:type="spellEnd"/>
+      <w:r>
+        <w:rPr>
+          <w:rFonts w:ascii="Times New Roman" w:hAnsi="Times New Roman" w:cs="Times New Roman"/>
+          <w:lang w:val="en-US"/>
+        </w:rPr>
+        <w:t xml:space="preserve"> etc.).</w:t>
       </w:r>
     </w:p>
     <w:p>
@@ -1253,7 +1350,23 @@
           <w:rFonts w:ascii="Times New Roman" w:hAnsi="Times New Roman" w:cs="Times New Roman"/>
           <w:lang w:val="en-US"/>
         </w:rPr>
-        <w:t xml:space="preserve">ffiliated Google Colab notebooks </w:t>
+        <w:t xml:space="preserve">ffiliated Google </w:t>
+      </w:r>
+      <w:proofErr w:type="spellStart"/>
+      <w:r>
+        <w:rPr>
+          <w:rFonts w:ascii="Times New Roman" w:hAnsi="Times New Roman" w:cs="Times New Roman"/>
+          <w:lang w:val="en-US"/>
+        </w:rPr>
+        <w:t>Colab</w:t>
+      </w:r>
+      <w:proofErr w:type="spellEnd"/>
+      <w:r>
+        <w:rPr>
+          <w:rFonts w:ascii="Times New Roman" w:hAnsi="Times New Roman" w:cs="Times New Roman"/>
+          <w:lang w:val="en-US"/>
+        </w:rPr>
+        <w:t xml:space="preserve"> notebooks </w:t>
       </w:r>
       <w:r>
         <w:rPr>
@@ -1431,11 +1544,19 @@
         </w:rPr>
         <w:t xml:space="preserve">the </w:t>
       </w:r>
-      <w:r>
-        <w:rPr>
-          <w:rFonts w:ascii="Times New Roman" w:hAnsi="Times New Roman" w:cs="Times New Roman"/>
-        </w:rPr>
-        <w:t>MyMason Canvas</w:t>
+      <w:proofErr w:type="spellStart"/>
+      <w:r>
+        <w:rPr>
+          <w:rFonts w:ascii="Times New Roman" w:hAnsi="Times New Roman" w:cs="Times New Roman"/>
+        </w:rPr>
+        <w:t>MyMason</w:t>
+      </w:r>
+      <w:proofErr w:type="spellEnd"/>
+      <w:r>
+        <w:rPr>
+          <w:rFonts w:ascii="Times New Roman" w:hAnsi="Times New Roman" w:cs="Times New Roman"/>
+        </w:rPr>
+        <w:t xml:space="preserve"> Canvas</w:t>
       </w:r>
       <w:r>
         <w:rPr>
@@ -1621,7 +1742,23 @@
           <w:rFonts w:ascii="Times New Roman" w:hAnsi="Times New Roman" w:cs="Times New Roman"/>
           <w:lang w:val="en-US"/>
         </w:rPr>
-        <w:t xml:space="preserve"> Thus, the course grading criteria is accounting for unfortunate events. </w:t>
+        <w:t xml:space="preserve"> Thus, the course grading criteria </w:t>
+      </w:r>
+      <w:proofErr w:type="gramStart"/>
+      <w:r>
+        <w:rPr>
+          <w:rFonts w:ascii="Times New Roman" w:hAnsi="Times New Roman" w:cs="Times New Roman"/>
+          <w:lang w:val="en-US"/>
+        </w:rPr>
+        <w:t>is</w:t>
+      </w:r>
+      <w:proofErr w:type="gramEnd"/>
+      <w:r>
+        <w:rPr>
+          <w:rFonts w:ascii="Times New Roman" w:hAnsi="Times New Roman" w:cs="Times New Roman"/>
+          <w:lang w:val="en-US"/>
+        </w:rPr>
+        <w:t xml:space="preserve"> accounting for unfortunate events. </w:t>
       </w:r>
       <w:r>
         <w:rPr>
@@ -1635,7 +1772,23 @@
           <w:rFonts w:ascii="Times New Roman" w:hAnsi="Times New Roman" w:cs="Times New Roman"/>
           <w:lang w:val="en-US"/>
         </w:rPr>
-        <w:t>o additional requests will be accommodated unless the extenuating circumstances are highly serious (in which case the university and course director will already be aware of the issue).</w:t>
+        <w:t xml:space="preserve">o additional requests will be </w:t>
+      </w:r>
+      <w:proofErr w:type="gramStart"/>
+      <w:r>
+        <w:rPr>
+          <w:rFonts w:ascii="Times New Roman" w:hAnsi="Times New Roman" w:cs="Times New Roman"/>
+          <w:lang w:val="en-US"/>
+        </w:rPr>
+        <w:t>accommodated</w:t>
+      </w:r>
+      <w:proofErr w:type="gramEnd"/>
+      <w:r>
+        <w:rPr>
+          <w:rFonts w:ascii="Times New Roman" w:hAnsi="Times New Roman" w:cs="Times New Roman"/>
+          <w:lang w:val="en-US"/>
+        </w:rPr>
+        <w:t xml:space="preserve"> unless the extenuating circumstances are highly serious (in which case the university and course director will already be aware of the issue).</w:t>
       </w:r>
       <w:r>
         <w:rPr>
@@ -2291,7 +2444,25 @@
           <w:sz w:val="22"/>
           <w:szCs w:val="22"/>
         </w:rPr>
-        <w:t>. Only Adobe PDF (.pdf) file formats will be accepted</w:t>
+        <w:t xml:space="preserve">. Only Adobe </w:t>
+      </w:r>
+      <w:proofErr w:type="gramStart"/>
+      <w:r>
+        <w:rPr>
+          <w:rFonts w:ascii="Times New Roman" w:hAnsi="Times New Roman" w:cs="Times New Roman"/>
+          <w:sz w:val="22"/>
+          <w:szCs w:val="22"/>
+        </w:rPr>
+        <w:t>PDF (.</w:t>
+      </w:r>
+      <w:proofErr w:type="gramEnd"/>
+      <w:r>
+        <w:rPr>
+          <w:rFonts w:ascii="Times New Roman" w:hAnsi="Times New Roman" w:cs="Times New Roman"/>
+          <w:sz w:val="22"/>
+          <w:szCs w:val="22"/>
+        </w:rPr>
+        <w:t>pdf) file formats will be accepted</w:t>
       </w:r>
       <w:r>
         <w:rPr>
@@ -2363,7 +2534,25 @@
           <w:sz w:val="22"/>
           <w:szCs w:val="22"/>
         </w:rPr>
-        <w:t xml:space="preserve">Files not in PDF will not be graded, as they cannot be easily read in the MyMason Canvas web browser. </w:t>
+        <w:t xml:space="preserve">Files not in PDF will not be graded, as they cannot be easily read in the </w:t>
+      </w:r>
+      <w:proofErr w:type="spellStart"/>
+      <w:r>
+        <w:rPr>
+          <w:rFonts w:ascii="Times New Roman" w:hAnsi="Times New Roman" w:cs="Times New Roman"/>
+          <w:sz w:val="22"/>
+          <w:szCs w:val="22"/>
+        </w:rPr>
+        <w:t>MyMason</w:t>
+      </w:r>
+      <w:proofErr w:type="spellEnd"/>
+      <w:r>
+        <w:rPr>
+          <w:rFonts w:ascii="Times New Roman" w:hAnsi="Times New Roman" w:cs="Times New Roman"/>
+          <w:sz w:val="22"/>
+          <w:szCs w:val="22"/>
+        </w:rPr>
+        <w:t xml:space="preserve"> Canvas web browser. </w:t>
       </w:r>
     </w:p>
     <w:p>
@@ -2441,7 +2630,25 @@
           <w:sz w:val="22"/>
           <w:szCs w:val="22"/>
         </w:rPr>
-        <w:t>ll the information you require will be provided in the course. However, should you require additional information</w:t>
+        <w:t xml:space="preserve">ll the information you require will be provided </w:t>
+      </w:r>
+      <w:proofErr w:type="gramStart"/>
+      <w:r>
+        <w:rPr>
+          <w:rFonts w:ascii="Times New Roman" w:hAnsi="Times New Roman" w:cs="Times New Roman"/>
+          <w:sz w:val="22"/>
+          <w:szCs w:val="22"/>
+        </w:rPr>
+        <w:t>in</w:t>
+      </w:r>
+      <w:proofErr w:type="gramEnd"/>
+      <w:r>
+        <w:rPr>
+          <w:rFonts w:ascii="Times New Roman" w:hAnsi="Times New Roman" w:cs="Times New Roman"/>
+          <w:sz w:val="22"/>
+          <w:szCs w:val="22"/>
+        </w:rPr>
+        <w:t xml:space="preserve"> the course. However, should you require additional information</w:t>
       </w:r>
       <w:r>
         <w:rPr>
@@ -2582,8 +2789,9 @@
           <w:sz w:val="22"/>
           <w:szCs w:val="22"/>
         </w:rPr>
-        <w:t>.30 hrs</w:t>
-      </w:r>
+        <w:t xml:space="preserve">.30 </w:t>
+      </w:r>
+      <w:proofErr w:type="spellStart"/>
       <w:r>
         <w:rPr>
           <w:rFonts w:ascii="Times New Roman" w:hAnsi="Times New Roman" w:cs="Times New Roman"/>
@@ -2592,8 +2800,9 @@
           <w:sz w:val="22"/>
           <w:szCs w:val="22"/>
         </w:rPr>
-        <w:t xml:space="preserve"> prior to each class</w:t>
-      </w:r>
+        <w:t>hrs</w:t>
+      </w:r>
+      <w:proofErr w:type="spellEnd"/>
       <w:r>
         <w:rPr>
           <w:rFonts w:ascii="Times New Roman" w:hAnsi="Times New Roman" w:cs="Times New Roman"/>
@@ -2602,7 +2811,7 @@
           <w:sz w:val="22"/>
           <w:szCs w:val="22"/>
         </w:rPr>
-        <w:t xml:space="preserve"> (and it helps to let me know if you intend to attend, so I can manage numbers)</w:t>
+        <w:t xml:space="preserve"> prior to each class</w:t>
       </w:r>
       <w:r>
         <w:rPr>
@@ -2612,7 +2821,7 @@
           <w:sz w:val="22"/>
           <w:szCs w:val="22"/>
         </w:rPr>
-        <w:t xml:space="preserve">. Each student is expected to attend office hours at least once per semester. </w:t>
+        <w:t xml:space="preserve"> (and it helps to let me know if you intend to attend, so I can manage numbers)</w:t>
       </w:r>
       <w:r>
         <w:rPr>
@@ -2622,7 +2831,7 @@
           <w:sz w:val="22"/>
           <w:szCs w:val="22"/>
         </w:rPr>
-        <w:t xml:space="preserve">When emailing, a timely response is expected during office hours Monday-Friday. If you have a course-related question, the first port of call will be to place it on the </w:t>
+        <w:t xml:space="preserve">. Each student is expected to attend office hours at least once per semester. </w:t>
       </w:r>
       <w:r>
         <w:rPr>
@@ -2632,7 +2841,29 @@
           <w:sz w:val="22"/>
           <w:szCs w:val="22"/>
         </w:rPr>
-        <w:t>MyMason Canvas</w:t>
+        <w:t xml:space="preserve">When emailing, a timely response is expected during office hours Monday-Friday. If you have a course-related question, the first port of call will be to place it on the </w:t>
+      </w:r>
+      <w:proofErr w:type="spellStart"/>
+      <w:r>
+        <w:rPr>
+          <w:rFonts w:ascii="Times New Roman" w:hAnsi="Times New Roman" w:cs="Times New Roman"/>
+          <w:b w:val="0"/>
+          <w:bCs w:val="0"/>
+          <w:sz w:val="22"/>
+          <w:szCs w:val="22"/>
+        </w:rPr>
+        <w:t>MyMason</w:t>
+      </w:r>
+      <w:proofErr w:type="spellEnd"/>
+      <w:r>
+        <w:rPr>
+          <w:rFonts w:ascii="Times New Roman" w:hAnsi="Times New Roman" w:cs="Times New Roman"/>
+          <w:b w:val="0"/>
+          <w:bCs w:val="0"/>
+          <w:sz w:val="22"/>
+          <w:szCs w:val="22"/>
+        </w:rPr>
+        <w:t xml:space="preserve"> Canvas</w:t>
       </w:r>
       <w:r>
         <w:rPr>
@@ -2998,6 +3229,7 @@
         </w:rPr>
         <w:t xml:space="preserve"> </w:t>
       </w:r>
+      <w:proofErr w:type="spellStart"/>
       <w:r>
         <w:rPr>
           <w:rFonts w:ascii="Times New Roman" w:hAnsi="Times New Roman" w:cs="Times New Roman"/>
@@ -3006,7 +3238,18 @@
           <w:sz w:val="22"/>
           <w:szCs w:val="22"/>
         </w:rPr>
-        <w:t>MyMason Canvas</w:t>
+        <w:t>MyMason</w:t>
+      </w:r>
+      <w:proofErr w:type="spellEnd"/>
+      <w:r>
+        <w:rPr>
+          <w:rFonts w:ascii="Times New Roman" w:hAnsi="Times New Roman" w:cs="Times New Roman"/>
+          <w:b w:val="0"/>
+          <w:bCs w:val="0"/>
+          <w:sz w:val="22"/>
+          <w:szCs w:val="22"/>
+        </w:rPr>
+        <w:t xml:space="preserve"> Canvas</w:t>
       </w:r>
       <w:r>
         <w:rPr>
@@ -3091,21 +3334,49 @@
         </w:rPr>
         <w:t xml:space="preserve">iscussion and </w:t>
       </w:r>
-      <w:r>
-        <w:rPr>
-          <w:rFonts w:ascii="Times New Roman" w:hAnsi="Times New Roman" w:cs="Times New Roman"/>
-          <w:sz w:val="22"/>
-          <w:szCs w:val="22"/>
-        </w:rPr>
-        <w:t xml:space="preserve">free speech </w:t>
-      </w:r>
-      <w:r>
-        <w:rPr>
-          <w:rFonts w:ascii="Times New Roman" w:hAnsi="Times New Roman" w:cs="Times New Roman"/>
-          <w:sz w:val="22"/>
-          <w:szCs w:val="22"/>
-        </w:rPr>
-        <w:t xml:space="preserve">debate are encouraged, with the expectation that all aspects of the class will be conducted with civility and tolerance for differing ideas, perspectives, and traditions. </w:t>
+      <w:proofErr w:type="gramStart"/>
+      <w:r>
+        <w:rPr>
+          <w:rFonts w:ascii="Times New Roman" w:hAnsi="Times New Roman" w:cs="Times New Roman"/>
+          <w:sz w:val="22"/>
+          <w:szCs w:val="22"/>
+        </w:rPr>
+        <w:t>free speech</w:t>
+      </w:r>
+      <w:proofErr w:type="gramEnd"/>
+      <w:r>
+        <w:rPr>
+          <w:rFonts w:ascii="Times New Roman" w:hAnsi="Times New Roman" w:cs="Times New Roman"/>
+          <w:sz w:val="22"/>
+          <w:szCs w:val="22"/>
+        </w:rPr>
+        <w:t xml:space="preserve"> </w:t>
+      </w:r>
+      <w:r>
+        <w:rPr>
+          <w:rFonts w:ascii="Times New Roman" w:hAnsi="Times New Roman" w:cs="Times New Roman"/>
+          <w:sz w:val="22"/>
+          <w:szCs w:val="22"/>
+        </w:rPr>
+        <w:t xml:space="preserve">debate </w:t>
+      </w:r>
+      <w:proofErr w:type="gramStart"/>
+      <w:r>
+        <w:rPr>
+          <w:rFonts w:ascii="Times New Roman" w:hAnsi="Times New Roman" w:cs="Times New Roman"/>
+          <w:sz w:val="22"/>
+          <w:szCs w:val="22"/>
+        </w:rPr>
+        <w:t>are</w:t>
+      </w:r>
+      <w:proofErr w:type="gramEnd"/>
+      <w:r>
+        <w:rPr>
+          <w:rFonts w:ascii="Times New Roman" w:hAnsi="Times New Roman" w:cs="Times New Roman"/>
+          <w:sz w:val="22"/>
+          <w:szCs w:val="22"/>
+        </w:rPr>
+        <w:t xml:space="preserve"> encouraged, with the expectation that all aspects of the class will be conducted with civility and tolerance for differing ideas, perspectives, and traditions. </w:t>
       </w:r>
     </w:p>
     <w:p>
@@ -3181,7 +3452,7 @@
           <w:sz w:val="22"/>
           <w:szCs w:val="22"/>
         </w:rPr>
-        <w:t>Here, y</w:t>
+        <w:t>When allowed</w:t>
       </w:r>
       <w:r>
         <w:rPr>
@@ -3191,7 +3462,57 @@
           <w:sz w:val="22"/>
           <w:szCs w:val="22"/>
         </w:rPr>
-        <w:t xml:space="preserve">ou may use AI tools to support your assignments and coursework project, but these tools will not be allowed in the exam. To ensure you comply with GMU policies on this topic, make sure you read and understand the AI guidelines for students: </w:t>
+        <w:t>, y</w:t>
+      </w:r>
+      <w:r>
+        <w:rPr>
+          <w:rFonts w:ascii="Times New Roman" w:hAnsi="Times New Roman" w:cs="Times New Roman"/>
+          <w:b w:val="0"/>
+          <w:bCs w:val="0"/>
+          <w:sz w:val="22"/>
+          <w:szCs w:val="22"/>
+        </w:rPr>
+        <w:t>ou may use AI tools to support your assignments and coursework project</w:t>
+      </w:r>
+      <w:r>
+        <w:rPr>
+          <w:rFonts w:ascii="Times New Roman" w:hAnsi="Times New Roman" w:cs="Times New Roman"/>
+          <w:b w:val="0"/>
+          <w:bCs w:val="0"/>
+          <w:sz w:val="22"/>
+          <w:szCs w:val="22"/>
+        </w:rPr>
+        <w:t xml:space="preserve"> (but this is </w:t>
+      </w:r>
+      <w:r>
+        <w:rPr>
+          <w:rFonts w:ascii="Times New Roman" w:hAnsi="Times New Roman" w:cs="Times New Roman"/>
+          <w:b w:val="0"/>
+          <w:bCs w:val="0"/>
+          <w:sz w:val="22"/>
+          <w:szCs w:val="22"/>
+        </w:rPr>
+        <w:t xml:space="preserve">specific </w:t>
+      </w:r>
+      <w:r>
+        <w:rPr>
+          <w:rFonts w:ascii="Times New Roman" w:hAnsi="Times New Roman" w:cs="Times New Roman"/>
+          <w:b w:val="0"/>
+          <w:bCs w:val="0"/>
+          <w:sz w:val="22"/>
+          <w:szCs w:val="22"/>
+        </w:rPr>
+        <w:t>to each assignment). T</w:t>
+      </w:r>
+      <w:r>
+        <w:rPr>
+          <w:rFonts w:ascii="Times New Roman" w:hAnsi="Times New Roman" w:cs="Times New Roman"/>
+          <w:b w:val="0"/>
+          <w:bCs w:val="0"/>
+          <w:sz w:val="22"/>
+          <w:szCs w:val="22"/>
+        </w:rPr>
+        <w:t xml:space="preserve">hese tools will not be allowed in the exam. To ensure you comply with GMU policies on this topic, make sure you read and understand the AI guidelines for students: </w:t>
       </w:r>
       <w:r>
         <w:rPr>
@@ -3249,7 +3570,29 @@
           <w:sz w:val="22"/>
           <w:szCs w:val="22"/>
         </w:rPr>
-        <w:t xml:space="preserve">Importantly, do not hand in work that looks/reads like AI writing(!). You may think this style is not recognizable, but to experienced people it is often very clear when AI text has been copied verbatim. You absolutely must write your answers (e.g., scientific logic and interpretation/analysis) in your own words. If cheating is suspected, the work will be forwarded to the relevant CoS individual responsible </w:t>
+        <w:t xml:space="preserve">Importantly, do not hand in work that looks/reads like AI writing(!). You may think this style is not recognizable, but to experienced people it is often very clear when AI text has been copied verbatim. You absolutely must write your answers (e.g., scientific logic and interpretation/analysis) in your own words. If cheating is suspected, the work will be forwarded to the relevant </w:t>
+      </w:r>
+      <w:proofErr w:type="spellStart"/>
+      <w:r>
+        <w:rPr>
+          <w:rFonts w:ascii="Times New Roman" w:hAnsi="Times New Roman" w:cs="Times New Roman"/>
+          <w:b w:val="0"/>
+          <w:bCs w:val="0"/>
+          <w:sz w:val="22"/>
+          <w:szCs w:val="22"/>
+        </w:rPr>
+        <w:t>CoS</w:t>
+      </w:r>
+      <w:proofErr w:type="spellEnd"/>
+      <w:r>
+        <w:rPr>
+          <w:rFonts w:ascii="Times New Roman" w:hAnsi="Times New Roman" w:cs="Times New Roman"/>
+          <w:b w:val="0"/>
+          <w:bCs w:val="0"/>
+          <w:sz w:val="22"/>
+          <w:szCs w:val="22"/>
+        </w:rPr>
+        <w:t xml:space="preserve"> individual responsible </w:t>
       </w:r>
       <w:r>
         <w:rPr>
@@ -3347,7 +3690,29 @@
           <w:sz w:val="22"/>
           <w:szCs w:val="22"/>
         </w:rPr>
-        <w:t xml:space="preserve">, 2026). All instructional decisions are accountable to the instructor, even when AI supports course content creation. As expected in industry, given this is a computer programming class, Generative AI tools are used to help create code, from possible examples to possible exercises. However, all content is heavily adapted, checked, validated and pre-critiqued by the instructor to ensure a very high quality of delivery, using expert judgement honed over 15 years of experience in the higher education research sector. AI is used to enhance but not replace independent thought. Importantly, integrity is a core part of this class. Therefore, it is expected that students comply with George Mason student AI usage, in the same way it is essential for professors to comply with relevant instructor guidelines. </w:t>
+        <w:t xml:space="preserve">, 2026). All instructional decisions are accountable to the instructor, even when AI supports course content creation. As expected in industry, given this is a computer programming class, Generative AI tools are used to help create code, from possible examples to possible exercises. However, all content is heavily adapted, checked, validated and pre-critiqued by the instructor to ensure a very high quality of delivery, using expert judgement honed over 15 years of experience in the higher education research sector. AI is used to enhance but not replace independent thought. Importantly, integrity is a core part of this class. Therefore, it is expected that students </w:t>
+      </w:r>
+      <w:proofErr w:type="gramStart"/>
+      <w:r>
+        <w:rPr>
+          <w:rFonts w:ascii="Times New Roman" w:hAnsi="Times New Roman" w:cs="Times New Roman"/>
+          <w:b w:val="0"/>
+          <w:bCs w:val="0"/>
+          <w:sz w:val="22"/>
+          <w:szCs w:val="22"/>
+        </w:rPr>
+        <w:t>comply</w:t>
+      </w:r>
+      <w:proofErr w:type="gramEnd"/>
+      <w:r>
+        <w:rPr>
+          <w:rFonts w:ascii="Times New Roman" w:hAnsi="Times New Roman" w:cs="Times New Roman"/>
+          <w:b w:val="0"/>
+          <w:bCs w:val="0"/>
+          <w:sz w:val="22"/>
+          <w:szCs w:val="22"/>
+        </w:rPr>
+        <w:t xml:space="preserve"> with George Mason student AI usage, in the same way it is essential for professors to comply with relevant instructor guidelines. </w:t>
       </w:r>
     </w:p>
     <w:p>
@@ -3680,6 +4045,7 @@
         </w:rPr>
         <w:t xml:space="preserve"> </w:t>
       </w:r>
+      <w:proofErr w:type="gramStart"/>
       <w:r>
         <w:rPr>
           <w:rFonts w:ascii="Times New Roman" w:hAnsi="Times New Roman" w:cs="Times New Roman"/>
@@ -3687,7 +4053,17 @@
           <w:sz w:val="22"/>
           <w:szCs w:val="22"/>
         </w:rPr>
-        <w:t>accommodations,</w:t>
+        <w:t>accommodations</w:t>
+      </w:r>
+      <w:proofErr w:type="gramEnd"/>
+      <w:r>
+        <w:rPr>
+          <w:rFonts w:ascii="Times New Roman" w:hAnsi="Times New Roman" w:cs="Times New Roman"/>
+          <w:w w:val="105"/>
+          <w:sz w:val="22"/>
+          <w:szCs w:val="22"/>
+        </w:rPr>
+        <w:t>,</w:t>
       </w:r>
       <w:r>
         <w:rPr>
@@ -3937,6 +4313,7 @@
         </w:rPr>
         <w:t xml:space="preserve"> </w:t>
       </w:r>
+      <w:proofErr w:type="gramStart"/>
       <w:r>
         <w:rPr>
           <w:rFonts w:ascii="Times New Roman" w:hAnsi="Times New Roman" w:cs="Times New Roman"/>
@@ -3946,6 +4323,7 @@
         </w:rPr>
         <w:t>accommodations</w:t>
       </w:r>
+      <w:proofErr w:type="gramEnd"/>
       <w:r>
         <w:rPr>
           <w:rFonts w:ascii="Times New Roman" w:hAnsi="Times New Roman" w:cs="Times New Roman"/>
@@ -4601,7 +4979,27 @@
                 <w:szCs w:val="20"/>
                 <w:lang w:val="en-US"/>
               </w:rPr>
-              <w:t>Intro to Python and the Google Colab environment.</w:t>
+              <w:t xml:space="preserve">Intro to Python and the Google </w:t>
+            </w:r>
+            <w:proofErr w:type="spellStart"/>
+            <w:r>
+              <w:rPr>
+                <w:kern w:val="24"/>
+                <w:sz w:val="20"/>
+                <w:szCs w:val="20"/>
+                <w:lang w:val="en-US"/>
+              </w:rPr>
+              <w:t>Colab</w:t>
+            </w:r>
+            <w:proofErr w:type="spellEnd"/>
+            <w:r>
+              <w:rPr>
+                <w:kern w:val="24"/>
+                <w:sz w:val="20"/>
+                <w:szCs w:val="20"/>
+                <w:lang w:val="en-US"/>
+              </w:rPr>
+              <w:t xml:space="preserve"> environment.</w:t>
             </w:r>
           </w:p>
         </w:tc>
@@ -5249,7 +5647,27 @@
                 <w:szCs w:val="20"/>
                 <w:lang w:val="en-US"/>
               </w:rPr>
-              <w:t>Intro to Pandas and Geopandas.</w:t>
+              <w:t xml:space="preserve">Intro to Pandas and </w:t>
+            </w:r>
+            <w:proofErr w:type="spellStart"/>
+            <w:r>
+              <w:rPr>
+                <w:kern w:val="24"/>
+                <w:sz w:val="20"/>
+                <w:szCs w:val="20"/>
+                <w:lang w:val="en-US"/>
+              </w:rPr>
+              <w:t>Geopandas</w:t>
+            </w:r>
+            <w:proofErr w:type="spellEnd"/>
+            <w:r>
+              <w:rPr>
+                <w:kern w:val="24"/>
+                <w:sz w:val="20"/>
+                <w:szCs w:val="20"/>
+                <w:lang w:val="en-US"/>
+              </w:rPr>
+              <w:t>.</w:t>
             </w:r>
           </w:p>
         </w:tc>
@@ -5411,7 +5829,27 @@
                 <w:szCs w:val="20"/>
                 <w:lang w:val="en-US"/>
               </w:rPr>
-              <w:t>Scripting and spatial processing using Geopandas.</w:t>
+              <w:t xml:space="preserve">Scripting and spatial processing using </w:t>
+            </w:r>
+            <w:proofErr w:type="spellStart"/>
+            <w:r>
+              <w:rPr>
+                <w:kern w:val="24"/>
+                <w:sz w:val="20"/>
+                <w:szCs w:val="20"/>
+                <w:lang w:val="en-US"/>
+              </w:rPr>
+              <w:t>Geopandas</w:t>
+            </w:r>
+            <w:proofErr w:type="spellEnd"/>
+            <w:r>
+              <w:rPr>
+                <w:kern w:val="24"/>
+                <w:sz w:val="20"/>
+                <w:szCs w:val="20"/>
+                <w:lang w:val="en-US"/>
+              </w:rPr>
+              <w:t>.</w:t>
             </w:r>
           </w:p>
         </w:tc>
@@ -5564,16 +6002,7 @@
                 <w:szCs w:val="20"/>
                 <w:lang w:val="en-US"/>
               </w:rPr>
-              <w:t>Independent coursework project.</w:t>
-            </w:r>
-            <w:r>
-              <w:rPr>
-                <w:kern w:val="24"/>
-                <w:sz w:val="20"/>
-                <w:szCs w:val="20"/>
-                <w:lang w:val="en-US"/>
-              </w:rPr>
-              <w:t xml:space="preserve"> </w:t>
+              <w:t xml:space="preserve">Independent coursework project. </w:t>
             </w:r>
           </w:p>
         </w:tc>
@@ -5974,16 +6403,7 @@
                 <w:szCs w:val="20"/>
                 <w:lang w:val="en-US"/>
               </w:rPr>
-              <w:t>Exam.</w:t>
-            </w:r>
-            <w:r>
-              <w:rPr>
-                <w:kern w:val="24"/>
-                <w:sz w:val="20"/>
-                <w:szCs w:val="20"/>
-                <w:lang w:val="en-US"/>
-              </w:rPr>
-              <w:t xml:space="preserve"> </w:t>
+              <w:t xml:space="preserve">Exam. </w:t>
             </w:r>
             <w:r>
               <w:rPr>
@@ -6300,8 +6720,36 @@
                 <w:sz w:val="20"/>
                 <w:szCs w:val="20"/>
               </w:rPr>
-              <w:t>Spatial networks and shortest-path routing with NetworkX/OSMnx</w:t>
-            </w:r>
+              <w:t xml:space="preserve">Spatial networks and shortest-path routing with </w:t>
+            </w:r>
+            <w:proofErr w:type="spellStart"/>
+            <w:r>
+              <w:rPr>
+                <w:kern w:val="24"/>
+                <w:sz w:val="20"/>
+                <w:szCs w:val="20"/>
+              </w:rPr>
+              <w:t>NetworkX</w:t>
+            </w:r>
+            <w:proofErr w:type="spellEnd"/>
+            <w:r>
+              <w:rPr>
+                <w:kern w:val="24"/>
+                <w:sz w:val="20"/>
+                <w:szCs w:val="20"/>
+              </w:rPr>
+              <w:t>/</w:t>
+            </w:r>
+            <w:proofErr w:type="spellStart"/>
+            <w:r>
+              <w:rPr>
+                <w:kern w:val="24"/>
+                <w:sz w:val="20"/>
+                <w:szCs w:val="20"/>
+              </w:rPr>
+              <w:t>OSMnx</w:t>
+            </w:r>
+            <w:proofErr w:type="spellEnd"/>
             <w:r>
               <w:rPr>
                 <w:kern w:val="24"/>
@@ -9990,6 +10438,7 @@
   <w:style w:type="character" w:default="1" w:styleId="DefaultParagraphFont">
     <w:name w:val="Default Paragraph Font"/>
     <w:uiPriority w:val="1"/>
+    <w:semiHidden/>
     <w:unhideWhenUsed/>
   </w:style>
   <w:style w:type="table" w:default="1" w:styleId="TableNormal">
